--- a/india_monitor_data/rag/documents/Weather_Policies/Pune_Weather_Protocol.docx
+++ b/india_monitor_data/rag/documents/Weather_Policies/Pune_Weather_Protocol.docx
@@ -13,12 +13,12 @@
     </w:p>
     <w:p>
       <w:r>
-        <w:t>Generated: 2026-08-28 16:13:36</w:t>
+        <w:t>Generated: 2026-08-31 20:08:20</w:t>
       </w:r>
     </w:p>
     <w:p>
       <w:r>
-        <w:t>Total Alerts Analyzed: 1</w:t>
+        <w:t>Total Alerts Analyzed: 4</w:t>
       </w:r>
     </w:p>
     <w:p/>
@@ -102,17 +102,21 @@
         <w:pStyle w:val="Heading2"/>
       </w:pPr>
       <w:r>
-        <w:t>High Wind Events</w:t>
+        <w:t>High Wind &amp; Gale Warning Protocol</w:t>
       </w:r>
     </w:p>
     <w:p>
       <w:r>
-        <w:t>💨 1 high wind events recorded. Peak: 21.8 m/s</w:t>
+        <w:t>💨 4 high wind events recorded. Peak: 22.4 m/s in Pune.</w:t>
       </w:r>
     </w:p>
     <w:p>
       <w:r>
-        <w:t>Action: Suspend tall vehicle (&gt;3m) routing. Force Majeure clause applicable per Carrier Master Agreement Section 4.2.</w:t>
+        <w:t>• Transit Safety: High crosswinds exceeding 15.0 m/s pose rollover hazards for high-cube curtain-sided trailers (&gt;3.0m height).</w:t>
+        <w:br/>
+        <w:t>• Carrier Routing Directive: Suspend high-cube trailer routing over coastal bridges and elevated expressways; mandate low-profile rigid trucks.</w:t>
+        <w:br/>
+        <w:t>• Force Majeure Eligibility: Delays resulting from official IMD (India Meteorological Department) gale warnings qualify for Section 4.2 Force Majeure relief upon submission of toll camera timestamp logs.</w:t>
       </w:r>
     </w:p>
     <w:p>

--- a/india_monitor_data/rag/documents/Weather_Policies/Pune_Weather_Protocol.docx
+++ b/india_monitor_data/rag/documents/Weather_Policies/Pune_Weather_Protocol.docx
@@ -13,7 +13,7 @@
     </w:p>
     <w:p>
       <w:r>
-        <w:t>Generated: 2026-08-31 20:08:20</w:t>
+        <w:t>Generated: 2026-08-31 20:27:15</w:t>
       </w:r>
     </w:p>
     <w:p>
@@ -33,6 +33,22 @@
     <w:p>
       <w:r>
         <w:t>This document outlines severe weather protocols for Pune based on historical weather alert patterns. It provides guidance for the O2C Delivery Risk Copilot on when to apply Force Majeure clauses, reroute shipments, and notify stakeholders.</w:t>
+      </w:r>
+    </w:p>
+    <w:p>
+      <w:pPr>
+        <w:pStyle w:val="Heading2"/>
+      </w:pPr>
+      <w:r>
+        <w:t>AI Cold-Chain &amp; Severe Weather Risk Directive (Qwen2.5 Synthesized)</w:t>
+      </w:r>
+    </w:p>
+    <w:p>
+      <w:r>
+        <w:t>Given the current weather alerts in Pune, India, it is crucial to implement specific operational directives to ensure the safety and integrity of cold-chain logistics and the well-being of the fleet. The weather conditions, while not severe, include high wind speeds and occasional light drizzle, which could pose risks to the temperature stability of pharmaceuticals and other temperature-sensitive cargo. For instance, the mainly clear and partly cloudy conditions with wind speeds up to 22.4 m/s could lead to temperature fluctuations, especially if the cargo is not properly insulated or if the vehicles are not equipped with adequate weatherproofing. To mitigate these risks, it is recommended to monitor the internal temperature of the cargo at regular intervals and ensure that the temperature does not deviate from the required range. If any deviation is detected, immediate corrective actions should be taken, such as rerouting the vehicle to a more sheltered location or using auxiliary cooling systems.</w:t>
+        <w:br/>
+        <w:br/>
+        <w:t>In terms of carrier service level agreements (SLAs), the current weather conditions may qualify as force majeure events, provided that the carrier can demonstrate that the weather conditions were unforeseeable and beyond their control. For instance, if the temperature inside the cargo is found to be outside the acceptable range due to the weather conditions, the carrier should document this and communicate it to the relevant parties. The QA hold protocols should be activated, and the cargo should be quarantined until the temperature can be stabilized. It is advisable for carriers to maintain a contingency plan that includes provisions for such events, ensuring that they can quickly address any issues that arise and minimize the impact on the cargo's quality and safety.</w:t>
       </w:r>
     </w:p>
     <w:p>

--- a/india_monitor_data/rag/documents/Weather_Policies/Pune_Weather_Protocol.docx
+++ b/india_monitor_data/rag/documents/Weather_Policies/Pune_Weather_Protocol.docx
@@ -8,47 +8,16 @@
         <w:jc w:val="center"/>
       </w:pPr>
       <w:r>
-        <w:t>Pune Severe Weather Protocol</w:t>
+        <w:t>PUNE SEVERE WEATHER PROTOCOL &amp; FREIGHT ADJUDICATION MATRIX</w:t>
       </w:r>
     </w:p>
     <w:p>
       <w:r>
-        <w:t>Generated: 2026-08-31 20:27:15</w:t>
-      </w:r>
-    </w:p>
-    <w:p>
-      <w:r>
-        <w:t>Total Alerts Analyzed: 4</w:t>
-      </w:r>
-    </w:p>
-    <w:p/>
-    <w:p>
-      <w:pPr>
-        <w:pStyle w:val="Heading1"/>
-      </w:pPr>
-      <w:r>
-        <w:t>Executive Summary</w:t>
-      </w:r>
-    </w:p>
-    <w:p>
-      <w:r>
-        <w:t>This document outlines severe weather protocols for Pune based on historical weather alert patterns. It provides guidance for the O2C Delivery Risk Copilot on when to apply Force Majeure clauses, reroute shipments, and notify stakeholders.</w:t>
-      </w:r>
-    </w:p>
-    <w:p>
-      <w:pPr>
-        <w:pStyle w:val="Heading2"/>
-      </w:pPr>
-      <w:r>
-        <w:t>AI Cold-Chain &amp; Severe Weather Risk Directive (Qwen2.5 Synthesized)</w:t>
-      </w:r>
-    </w:p>
-    <w:p>
-      <w:r>
-        <w:t>Given the current weather alerts in Pune, India, it is crucial to implement specific operational directives to ensure the safety and integrity of cold-chain logistics and the well-being of the fleet. The weather conditions, while not severe, include high wind speeds and occasional light drizzle, which could pose risks to the temperature stability of pharmaceuticals and other temperature-sensitive cargo. For instance, the mainly clear and partly cloudy conditions with wind speeds up to 22.4 m/s could lead to temperature fluctuations, especially if the cargo is not properly insulated or if the vehicles are not equipped with adequate weatherproofing. To mitigate these risks, it is recommended to monitor the internal temperature of the cargo at regular intervals and ensure that the temperature does not deviate from the required range. If any deviation is detected, immediate corrective actions should be taken, such as rerouting the vehicle to a more sheltered location or using auxiliary cooling systems.</w:t>
+        <w:t>Monitored Logistics Hub: Pune Commercial Logistics Corridor</w:t>
         <w:br/>
+        <w:t>Generated: 2026-08-31 20:57:29 | Total Telemetry Events Analyzed: 4</w:t>
         <w:br/>
-        <w:t>In terms of carrier service level agreements (SLAs), the current weather conditions may qualify as force majeure events, provided that the carrier can demonstrate that the weather conditions were unforeseeable and beyond their control. For instance, if the temperature inside the cargo is found to be outside the acceptable range due to the weather conditions, the carrier should document this and communicate it to the relevant parties. The QA hold protocols should be activated, and the cargo should be quarantined until the temperature can be stabilized. It is advisable for carriers to maintain a contingency plan that includes provisions for such events, ensuring that they can quickly address any issues that arise and minimize the impact on the cargo's quality and safety.</w:t>
+        <w:t>Observed Telemetry Extremes: Peak Temp: 26.8°C | Peak Wind: 22.4 m/s | Peak Rain: 0.1 mm/h | Min Visibility: 10.00 km</w:t>
       </w:r>
     </w:p>
     <w:p>
@@ -56,53 +25,16 @@
         <w:pStyle w:val="Heading1"/>
       </w:pPr>
       <w:r>
-        <w:t>Severe Weather Thresholds</w:t>
+        <w:t>1. EXTRACTED METEOROLOGICAL INSIGHTS &amp; EXPOSURE PROFILE</w:t>
       </w:r>
     </w:p>
     <w:p>
       <w:r>
-        <w:t>The following conditions trigger automatic Copilot alerts:</w:t>
-      </w:r>
-    </w:p>
-    <w:p>
-      <w:r>
-        <w:rPr>
-          <w:b/>
-        </w:rPr>
-        <w:t xml:space="preserve">🌡️  Extreme Heat: </w:t>
-      </w:r>
-      <w:r>
-        <w:t>Temperature &gt; 40°C</w:t>
+        <w:t>• Primary Hazard Vector: Gale Force Crosswinds (22.4 m/s) recorded in Pune logistics cluster.</w:t>
         <w:br/>
-      </w:r>
-      <w:r>
-        <w:rPr>
-          <w:b/>
-        </w:rPr>
-        <w:t xml:space="preserve">💨 High Wind: </w:t>
-      </w:r>
-      <w:r>
-        <w:t>Wind Speed &gt; 15 m/s</w:t>
+        <w:t>• Secondary Hazard Vector: Ambient atmospheric stress causing transit velocity degradation and cargo vulnerability.</w:t>
         <w:br/>
-      </w:r>
-      <w:r>
-        <w:rPr>
-          <w:b/>
-        </w:rPr>
-        <w:t xml:space="preserve">🌧️  Heavy Rain: </w:t>
-      </w:r>
-      <w:r>
-        <w:t>Rainfall &gt; 20mm/hr</w:t>
-        <w:br/>
-      </w:r>
-      <w:r>
-        <w:rPr>
-          <w:b/>
-        </w:rPr>
-        <w:t xml:space="preserve">🌫️  Low Visibility: </w:t>
-      </w:r>
-      <w:r>
-        <w:t>Visibility &lt; 1km</w:t>
+        <w:t>• Critical Risk Window: Elevated highway exposure, linehaul velocity reduction (-25% to -40%), and thermal/moisture packaging stress.</w:t>
       </w:r>
     </w:p>
     <w:p>
@@ -110,29 +42,183 @@
         <w:pStyle w:val="Heading1"/>
       </w:pPr>
       <w:r>
-        <w:t>Recent Pune Weather Alerts</w:t>
+        <w:t>2. LOGISTICS CORRIDOR &amp; CHOKE POINT RISK MATRIX</w:t>
       </w:r>
     </w:p>
+    <w:tbl>
+      <w:tblPr>
+        <w:tblStyle w:val="TableGrid"/>
+        <w:tblW w:type="auto" w:w="0"/>
+        <w:tblLook w:firstColumn="1" w:firstRow="1" w:lastColumn="0" w:lastRow="0" w:noHBand="0" w:noVBand="1" w:val="04A0"/>
+      </w:tblPr>
+      <w:tblGrid>
+        <w:gridCol w:w="2160"/>
+        <w:gridCol w:w="2160"/>
+        <w:gridCol w:w="2160"/>
+        <w:gridCol w:w="2160"/>
+      </w:tblGrid>
+      <w:tr>
+        <w:tc>
+          <w:tcPr>
+            <w:tcW w:type="dxa" w:w="2160"/>
+          </w:tcPr>
+          <w:p>
+            <w:r>
+              <w:t>Logistics Corridor / Choke Point</w:t>
+            </w:r>
+          </w:p>
+        </w:tc>
+        <w:tc>
+          <w:tcPr>
+            <w:tcW w:type="dxa" w:w="2160"/>
+          </w:tcPr>
+          <w:p>
+            <w:r>
+              <w:t>Hazard Level</w:t>
+            </w:r>
+          </w:p>
+        </w:tc>
+        <w:tc>
+          <w:tcPr>
+            <w:tcW w:type="dxa" w:w="2160"/>
+          </w:tcPr>
+          <w:p>
+            <w:r>
+              <w:t>Vulnerability Profile</w:t>
+            </w:r>
+          </w:p>
+        </w:tc>
+        <w:tc>
+          <w:tcPr>
+            <w:tcW w:type="dxa" w:w="2160"/>
+          </w:tcPr>
+          <w:p>
+            <w:r>
+              <w:t>Mandatory Fleet Directive</w:t>
+            </w:r>
+          </w:p>
+        </w:tc>
+      </w:tr>
+      <w:tr>
+        <w:tc>
+          <w:tcPr>
+            <w:tcW w:type="dxa" w:w="2160"/>
+          </w:tcPr>
+          <w:p>
+            <w:r>
+              <w:t>NH-48 (Pune-Bangalore Highway)</w:t>
+            </w:r>
+          </w:p>
+        </w:tc>
+        <w:tc>
+          <w:tcPr>
+            <w:tcW w:type="dxa" w:w="2160"/>
+          </w:tcPr>
+          <w:p>
+            <w:r>
+              <w:t>🟡 MODERATE</w:t>
+            </w:r>
+          </w:p>
+        </w:tc>
+        <w:tc>
+          <w:tcPr>
+            <w:tcW w:type="dxa" w:w="2160"/>
+          </w:tcPr>
+          <w:p>
+            <w:r>
+              <w:t>Chakan belt linehaul congestion</w:t>
+            </w:r>
+          </w:p>
+        </w:tc>
+        <w:tc>
+          <w:tcPr>
+            <w:tcW w:type="dxa" w:w="2160"/>
+          </w:tcPr>
+          <w:p>
+            <w:r>
+              <w:t>Add +4.0h dynamic buffer to predicted delivery time.</w:t>
+            </w:r>
+          </w:p>
+        </w:tc>
+      </w:tr>
+      <w:tr>
+        <w:tc>
+          <w:tcPr>
+            <w:tcW w:type="dxa" w:w="2160"/>
+          </w:tcPr>
+          <w:p>
+            <w:r>
+              <w:t>Talegaon Logistics Park</w:t>
+            </w:r>
+          </w:p>
+        </w:tc>
+        <w:tc>
+          <w:tcPr>
+            <w:tcW w:type="dxa" w:w="2160"/>
+          </w:tcPr>
+          <w:p>
+            <w:r>
+              <w:t>🟢 LOW</w:t>
+            </w:r>
+          </w:p>
+        </w:tc>
+        <w:tc>
+          <w:tcPr>
+            <w:tcW w:type="dxa" w:w="2160"/>
+          </w:tcPr>
+          <w:p>
+            <w:r>
+              <w:t>Warehouse consolidation staging</w:t>
+            </w:r>
+          </w:p>
+        </w:tc>
+        <w:tc>
+          <w:tcPr>
+            <w:tcW w:type="dxa" w:w="2160"/>
+          </w:tcPr>
+          <w:p>
+            <w:r>
+              <w:t>Standard operating procedures apply.</w:t>
+            </w:r>
+          </w:p>
+        </w:tc>
+      </w:tr>
+    </w:tbl>
+    <w:p/>
     <w:p>
       <w:pPr>
-        <w:pStyle w:val="Heading2"/>
+        <w:pStyle w:val="Heading1"/>
       </w:pPr>
       <w:r>
-        <w:t>High Wind &amp; Gale Warning Protocol</w:t>
+        <w:t>3. BINDING OPERATIONAL &amp; QUALITY ASSURANCE (QA) DIRECTIVES</w:t>
       </w:r>
     </w:p>
     <w:p>
       <w:r>
-        <w:t>💨 4 high wind events recorded. Peak: 22.4 m/s in Pune.</w:t>
+        <w:t>[RULE-W-PUN-01] TRAILER EQUIPMENT &amp; FLEET RESTRICTION:</w:t>
+        <w:br/>
+        <w:t xml:space="preserve">  Wind speed &gt;= 15.0 m/s or heavy rain &gt;= 20.0 mm/h mandates immediate suspension of high-cube curtain-sided trailers (&gt;3.0m height). Dispatch must substitute low-profile rigid trucks.</w:t>
       </w:r>
     </w:p>
     <w:p>
       <w:r>
-        <w:t>• Transit Safety: High crosswinds exceeding 15.0 m/s pose rollover hazards for high-cube curtain-sided trailers (&gt;3.0m height).</w:t>
+        <w:t>[RULE-W-PUN-02] FORCE MAJEURE &amp; SLA ADJUDICATION (CLAUSE 4.2):</w:t>
         <w:br/>
-        <w:t>• Carrier Routing Directive: Suspend high-cube trailer routing over coastal bridges and elevated expressways; mandate low-profile rigid trucks.</w:t>
+        <w:t xml:space="preserve">  Weather conditions exceeding official alert thresholds qualify as IMD-recognized Severe Meteorological Events. Carrier delay penalties ($500/day -&gt; $0.00) are waived upon submission of verified telematics logs.</w:t>
+      </w:r>
+    </w:p>
+    <w:p>
+      <w:r>
+        <w:t>[RULE-W-PUN-03] COLD-CHAIN &amp; MOISTURE INTEGRITY PROTOCOL:</w:t>
         <w:br/>
-        <w:t>• Force Majeure Eligibility: Delays resulting from official IMD (India Meteorological Department) gale warnings qualify for Section 4.2 Force Majeure relief upon submission of toll camera timestamp logs.</w:t>
+        <w:t xml:space="preserve">  Ambient temperature &gt;40.0°C exceeding 4.0 hours without active reefer logging mandates HPLC stability assay and 20% shelf-life reduction (QA Policy 2024-03). Carton moisture &gt;12% mandates 100% rejection.</w:t>
+      </w:r>
+    </w:p>
+    <w:p>
+      <w:r>
+        <w:t>[RULE-W-PUN-04] DYNAMIC ETA BUFFER &amp; REDELIVERY FEE WAIVER:</w:t>
+        <w:br/>
+        <w:t xml:space="preserve">  Automatically inject a +4.0h to +8.0h dynamic safety buffer into predicted arrival time (PDD). If delay pushes arrival past clinic closing time (17:00), reschedule to 09:00 next business day with $150 redelivery fee waiver.</w:t>
       </w:r>
     </w:p>
     <w:p>
@@ -140,60 +226,27 @@
         <w:pStyle w:val="Heading1"/>
       </w:pPr>
       <w:r>
-        <w:t>Automated Copilot Actions</w:t>
+        <w:t>4. COPILOT DETERMINISTIC ACTION CHECKLIST</w:t>
       </w:r>
     </w:p>
     <w:p>
       <w:r>
-        <w:t>When severe weather is detected, the Copilot automatically:</w:t>
+        <w:t>[x] Step 1: Query live weather telemetry in Pune against alert thresholds (Temp &gt;40°C, Wind &gt;15m/s, Rain &gt;20mm/h).</w:t>
       </w:r>
     </w:p>
     <w:p>
-      <w:pPr>
-        <w:pStyle w:val="ListBullet"/>
-      </w:pPr>
       <w:r>
-        <w:t>1. Cross-references carrier location with weather alert zone</w:t>
+        <w:t>[x] Step 2: Cross-reference active SAP linehauls (sap_vttk) entering Pune and check carrier equipment profile.</w:t>
       </w:r>
     </w:p>
     <w:p>
-      <w:pPr>
-        <w:pStyle w:val="ListBullet"/>
-      </w:pPr>
       <w:r>
-        <w:t>2. Calculates delay probability and revised ETA</w:t>
+        <w:t>[x] Step 3: Apply [RULE-W-PUN-02] Force Majeure relief to waive SLA penalties if alert conditions verified.</w:t>
       </w:r>
     </w:p>
     <w:p>
-      <w:pPr>
-        <w:pStyle w:val="ListBullet"/>
-      </w:pPr>
       <w:r>
-        <w:t>3. Retrieves applicable Force Majeure clauses from vendor contracts</w:t>
-      </w:r>
-    </w:p>
-    <w:p>
-      <w:pPr>
-        <w:pStyle w:val="ListBullet"/>
-      </w:pPr>
-      <w:r>
-        <w:t>4. Assesses QA inspection requirements based on cargo type and delay duration</w:t>
-      </w:r>
-    </w:p>
-    <w:p>
-      <w:pPr>
-        <w:pStyle w:val="ListBullet"/>
-      </w:pPr>
-      <w:r>
-        <w:t>5. Notifies logistics planners via MS Teams with recommended mitigation</w:t>
-      </w:r>
-    </w:p>
-    <w:p>
-      <w:pPr>
-        <w:pStyle w:val="ListBullet"/>
-      </w:pPr>
-      <w:r>
-        <w:t>6. Updates SAP delivery date (VDATU) if delay confirmed</w:t>
+        <w:t>[x] Step 4: Dispatch automated Actionable Adaptive Card to Regional Logistics Director for approvals exceeding $500.</w:t>
       </w:r>
     </w:p>
     <w:sectPr>

--- a/india_monitor_data/rag/documents/Weather_Policies/Pune_Weather_Protocol.docx
+++ b/india_monitor_data/rag/documents/Weather_Policies/Pune_Weather_Protocol.docx
@@ -15,9 +15,9 @@
       <w:r>
         <w:t>Monitored Logistics Hub: Pune Commercial Logistics Corridor</w:t>
         <w:br/>
-        <w:t>Generated: 2026-08-31 20:57:29 | Total Telemetry Events Analyzed: 4</w:t>
+        <w:t>Generated: 2026-09-02 22:53:44 | Total Telemetry Events Analyzed: 6</w:t>
         <w:br/>
-        <w:t>Observed Telemetry Extremes: Peak Temp: 26.8°C | Peak Wind: 22.4 m/s | Peak Rain: 0.1 mm/h | Min Visibility: 10.00 km</w:t>
+        <w:t>Observed Telemetry Extremes: Peak Temp: 28.3°C | Peak Wind: 22.4 m/s | Peak Rain: 0.2 mm/h | Min Visibility: 10.00 km</w:t>
       </w:r>
     </w:p>
     <w:p>

--- a/india_monitor_data/rag/documents/Weather_Policies/Pune_Weather_Protocol.docx
+++ b/india_monitor_data/rag/documents/Weather_Policies/Pune_Weather_Protocol.docx
@@ -15,9 +15,9 @@
       <w:r>
         <w:t>Monitored Logistics Hub: Pune Commercial Logistics Corridor</w:t>
         <w:br/>
-        <w:t>Generated: 2026-09-02 22:53:44 | Total Telemetry Events Analyzed: 6</w:t>
+        <w:t>Generated: 2026-09-08 14:22:28 | Total Telemetry Events Analyzed: 9</w:t>
         <w:br/>
-        <w:t>Observed Telemetry Extremes: Peak Temp: 28.3°C | Peak Wind: 22.4 m/s | Peak Rain: 0.2 mm/h | Min Visibility: 10.00 km</w:t>
+        <w:t>Observed Telemetry Extremes: Peak Temp: 28.3°C | Peak Wind: 22.4 m/s | Peak Rain: 0.3 mm/h | Min Visibility: 10.00 km</w:t>
       </w:r>
     </w:p>
     <w:p>

--- a/india_monitor_data/rag/documents/Weather_Policies/Pune_Weather_Protocol.docx
+++ b/india_monitor_data/rag/documents/Weather_Policies/Pune_Weather_Protocol.docx
@@ -15,7 +15,7 @@
       <w:r>
         <w:t>Monitored Logistics Hub: Pune Commercial Logistics Corridor</w:t>
         <w:br/>
-        <w:t>Generated: 2026-09-08 14:22:28 | Total Telemetry Events Analyzed: 9</w:t>
+        <w:t>Generated: 2026-09-09 16:49:43 | Total Telemetry Events Analyzed: 10</w:t>
         <w:br/>
         <w:t>Observed Telemetry Extremes: Peak Temp: 28.3°C | Peak Wind: 22.4 m/s | Peak Rain: 0.3 mm/h | Min Visibility: 10.00 km</w:t>
       </w:r>
